--- a/index.docx
+++ b/index.docx
@@ -31,7 +31,7 @@
         <w:pStyle w:val="Date"/>
       </w:pPr>
       <w:r>
-        <w:t xml:space="preserve">2026-09-18</w:t>
+        <w:t xml:space="preserve">2026-09-20</w:t>
       </w:r>
     </w:p>
     <w:p>
@@ -8101,10 +8101,10 @@
               <w:tblLook w:firstRow="1" w:lastRow="0" w:firstColumn="0" w:lastColumn="0" w:noHBand="0" w:noVBand="0" w:val="0020"/>
             </w:tblPr>
             <w:tblGrid>
-              <w:gridCol w:w="1479"/>
-              <w:gridCol w:w="862"/>
-              <w:gridCol w:w="1664"/>
-              <w:gridCol w:w="3913"/>
+              <w:gridCol w:w="1203"/>
+              <w:gridCol w:w="935"/>
+              <w:gridCol w:w="1971"/>
+              <w:gridCol w:w="3809"/>
             </w:tblGrid>
             <w:tr>
               <w:trPr>
@@ -8173,98 +8173,51 @@
                     <w:jc w:val="center"/>
                   </w:pPr>
                   <m:oMath>
-                    <m:sSub>
-                      <m:e>
-                        <m:r>
-                          <m:t>Y</m:t>
-                        </m:r>
-                      </m:e>
-                      <m:sub>
-                        <m:r>
-                          <m:rPr>
-                            <m:nor/>
-                            <m:sty m:val="p"/>
-                          </m:rPr>
-                          <m:t>rel</m:t>
-                        </m:r>
-                      </m:sub>
-                    </m:sSub>
-                  </m:oMath>
-                  <w:r>
-                    <w:t xml:space="preserve">​</w:t>
-                  </w:r>
-                </w:p>
-              </w:tc>
-              <w:tc>
-                <w:tcPr/>
-                <w:p>
-                  <w:pPr>
-                    <w:pStyle w:val="Compact"/>
-                    <w:jc w:val="left"/>
-                    <w:jc w:val="center"/>
-                  </w:pPr>
-                  <w:r>
-                    <w:t xml:space="preserve">Relative Yield</w:t>
-                  </w:r>
-                </w:p>
-              </w:tc>
-              <w:tc>
-                <w:tcPr/>
-                <w:p>
-                  <w:pPr>
-                    <w:pStyle w:val="Compact"/>
-                    <w:jc w:val="left"/>
-                    <w:jc w:val="center"/>
-                  </w:pPr>
-                  <w:r>
-                    <w:t xml:space="preserve">Plot yield normalized by the local year’s maximum.</w:t>
-                  </w:r>
-                </w:p>
-              </w:tc>
-              <w:tc>
-                <w:tcPr/>
-                <w:p>
-                  <w:pPr>
-                    <w:pStyle w:val="Compact"/>
-                    <w:jc w:val="left"/>
-                    <w:jc w:val="center"/>
-                  </w:pPr>
-                  <w:r>
-                    <w:t xml:space="preserve">Normalized by the mean of the P166 treatment within the specific site</w:t>
-                  </w:r>
-                  <w:r>
-                    <w:t xml:space="preserve"> </w:t>
-                  </w:r>
-                  <m:oMath>
                     <m:r>
-                      <m:rPr>
-                        <m:sty m:val="p"/>
-                      </m:rPr>
-                      <m:t>×</m:t>
+                      <m:t>Y</m:t>
                     </m:r>
                   </m:oMath>
                   <w:r>
-                    <w:t xml:space="preserve"> </w:t>
-                  </w:r>
-                  <w:r>
-                    <w:t xml:space="preserve">crop</w:t>
-                  </w:r>
-                  <w:r>
-                    <w:t xml:space="preserve"> </w:t>
-                  </w:r>
-                  <m:oMath>
-                    <m:r>
-                      <m:rPr>
-                        <m:sty m:val="p"/>
-                      </m:rPr>
-                      <m:t>×</m:t>
-                    </m:r>
-                  </m:oMath>
-                  <w:r>
-                    <w:t xml:space="preserve"> </w:t>
-                  </w:r>
-                  <w:r>
-                    <w:t xml:space="preserve">year. Filtered for finite values.</w:t>
+                    <w:t xml:space="preserve">​</w:t>
+                  </w:r>
+                </w:p>
+              </w:tc>
+              <w:tc>
+                <w:tcPr/>
+                <w:p>
+                  <w:pPr>
+                    <w:pStyle w:val="Compact"/>
+                    <w:jc w:val="left"/>
+                    <w:jc w:val="center"/>
+                  </w:pPr>
+                  <w:r>
+                    <w:t xml:space="preserve">Absolute Yield</w:t>
+                  </w:r>
+                </w:p>
+              </w:tc>
+              <w:tc>
+                <w:tcPr/>
+                <w:p>
+                  <w:pPr>
+                    <w:pStyle w:val="Compact"/>
+                    <w:jc w:val="left"/>
+                    <w:jc w:val="center"/>
+                  </w:pPr>
+                  <w:r>
+                    <w:t xml:space="preserve">Crop dry matter yield (dt/ha).</w:t>
+                  </w:r>
+                </w:p>
+              </w:tc>
+              <w:tc>
+                <w:tcPr/>
+                <w:p>
+                  <w:pPr>
+                    <w:pStyle w:val="Compact"/>
+                    <w:jc w:val="left"/>
+                    <w:jc w:val="center"/>
+                  </w:pPr>
+                  <w:r>
+                    <w:t xml:space="preserve">Raw measured absolute yield. Handled via log-link function in the Bayesian models.</w:t>
                   </w:r>
                 </w:p>
               </w:tc>
@@ -8291,7 +8244,7 @@
                             <m:nor/>
                             <m:sty m:val="p"/>
                           </m:rPr>
-                          <m:t>up, rel</m:t>
+                          <m:t>up</m:t>
                         </m:r>
                       </m:sub>
                     </m:sSub>
@@ -8310,7 +8263,7 @@
                     <w:jc w:val="center"/>
                   </w:pPr>
                   <w:r>
-                    <w:t xml:space="preserve">Relative P Uptake</w:t>
+                    <w:t xml:space="preserve">Absolute P Uptake</w:t>
                   </w:r>
                 </w:p>
               </w:tc>
@@ -8323,7 +8276,7 @@
                     <w:jc w:val="center"/>
                   </w:pPr>
                   <w:r>
-                    <w:t xml:space="preserve">Plot P-uptake normalized by the local year’s maximum.</w:t>
+                    <w:t xml:space="preserve">Total phosphorus uptake in above-ground biomass (kg P/ha).</w:t>
                   </w:r>
                 </w:p>
               </w:tc>
@@ -8336,7 +8289,24 @@
                     <w:jc w:val="center"/>
                   </w:pPr>
                   <w:r>
-                    <w:t xml:space="preserve">Normalized by the local P166 maximum. Rows with 0 uptake dropped.</w:t>
+                    <w:t xml:space="preserve">Calculated as absolute yield multiplied by tissue P concentration (</w:t>
+                  </w:r>
+                  <m:oMath>
+                    <m:sSub>
+                      <m:e>
+                        <m:r>
+                          <m:t>C</m:t>
+                        </m:r>
+                      </m:e>
+                      <m:sub>
+                        <m:r>
+                          <m:t>P</m:t>
+                        </m:r>
+                      </m:sub>
+                    </m:sSub>
+                  </m:oMath>
+                  <w:r>
+                    <w:t xml:space="preserve">). Handled via log-link function.</w:t>
                   </w:r>
                 </w:p>
               </w:tc>
@@ -8782,22 +8752,14 @@
                         </m:r>
                       </m:e>
                       <m:sub>
-                        <m:r>
-                          <m:t>e</m:t>
-                        </m:r>
-                        <m:r>
-                          <m:t>x</m:t>
-                        </m:r>
-                        <m:r>
-                          <m:t>t</m:t>
-                        </m:r>
                         <m:sSub>
                           <m:e>
                             <m:r>
-                              <m:t>C</m:t>
-                            </m:r>
-                            <m:r>
-                              <m:t>O</m:t>
+                              <m:rPr>
+                                <m:nor/>
+                                <m:sty m:val="p"/>
+                              </m:rPr>
+                              <m:t>CO</m:t>
                             </m:r>
                           </m:e>
                           <m:sub>
@@ -9056,19 +9018,6 @@
                       </m:rPr>
                       <m:t>Clay</m:t>
                     </m:r>
-                    <m:r>
-                      <m:rPr>
-                        <m:sty m:val="p"/>
-                      </m:rPr>
-                      <m:t>+</m:t>
-                    </m:r>
-                    <m:r>
-                      <m:rPr>
-                        <m:nor/>
-                        <m:sty m:val="p"/>
-                      </m:rPr>
-                      <m:t>Silt</m:t>
-                    </m:r>
                   </m:oMath>
                   <w:r>
                     <w:t xml:space="preserve">​</w:t>
@@ -9084,7 +9033,7 @@
                     <w:jc w:val="center"/>
                   </w:pPr>
                   <w:r>
-                    <w:t xml:space="preserve">Fine Texture</w:t>
+                    <w:t xml:space="preserve">Clay Content</w:t>
                   </w:r>
                 </w:p>
               </w:tc>
@@ -9097,7 +9046,7 @@
                     <w:jc w:val="center"/>
                   </w:pPr>
                   <w:r>
-                    <w:t xml:space="preserve">Sum of clay and silt fractions.</w:t>
+                    <w:t xml:space="preserve">Clay mass fraction.</w:t>
                   </w:r>
                 </w:p>
               </w:tc>
@@ -9110,7 +9059,7 @@
                     <w:jc w:val="center"/>
                   </w:pPr>
                   <w:r>
-                    <w:t xml:space="preserve">Log-transformed sum to linearize bounds, standardized. Missing values imputed with site-means.</w:t>
+                    <w:t xml:space="preserve">Standardized directly. Missing values imputed with site-means.</w:t>
                   </w:r>
                 </w:p>
               </w:tc>
@@ -9308,53 +9257,6 @@
                         </m:r>
                       </m:sub>
                     </m:sSub>
-                    <m:r>
-                      <m:rPr>
-                        <m:sty m:val="p"/>
-                      </m:rPr>
-                      <m:t>,</m:t>
-                    </m:r>
-                    <m:r>
-                      <m:t>M</m:t>
-                    </m:r>
-                    <m:sSub>
-                      <m:e>
-                        <m:r>
-                          <m:t>g</m:t>
-                        </m:r>
-                      </m:e>
-                      <m:sub>
-                        <m:r>
-                          <m:rPr>
-                            <m:nor/>
-                            <m:sty m:val="p"/>
-                          </m:rPr>
-                          <m:t>ex</m:t>
-                        </m:r>
-                      </m:sub>
-                    </m:sSub>
-                    <m:r>
-                      <m:rPr>
-                        <m:sty m:val="p"/>
-                      </m:rPr>
-                      <m:t>,</m:t>
-                    </m:r>
-                    <m:sSub>
-                      <m:e>
-                        <m:r>
-                          <m:t>K</m:t>
-                        </m:r>
-                      </m:e>
-                      <m:sub>
-                        <m:r>
-                          <m:rPr>
-                            <m:nor/>
-                            <m:sty m:val="p"/>
-                          </m:rPr>
-                          <m:t>ex</m:t>
-                        </m:r>
-                      </m:sub>
-                    </m:sSub>
                   </m:oMath>
                   <w:r>
                     <w:t xml:space="preserve">​</w:t>
@@ -9370,7 +9272,7 @@
                     <w:jc w:val="center"/>
                   </w:pPr>
                   <w:r>
-                    <w:t xml:space="preserve">Exchangeable Cations</w:t>
+                    <w:t xml:space="preserve">Exchangeable Calcium</w:t>
                   </w:r>
                 </w:p>
               </w:tc>
@@ -9383,7 +9285,7 @@
                     <w:jc w:val="center"/>
                   </w:pPr>
                   <w:r>
-                    <w:t xml:space="preserve">AAE10-extractable background cations.</w:t>
+                    <w:t xml:space="preserve">AAE10-extractable background calcium.</w:t>
                   </w:r>
                 </w:p>
               </w:tc>
@@ -9396,7 +9298,7 @@
                     <w:jc w:val="center"/>
                   </w:pPr>
                   <w:r>
-                    <w:t xml:space="preserve">Missing values imputed using site medians (or global medians if site missing). Log-transformed and standardized.</w:t>
+                    <w:t xml:space="preserve">Missing values imputed using site medians. Log-transformed and standardized.</w:t>
                   </w:r>
                 </w:p>
               </w:tc>
@@ -13042,6 +12944,311 @@
         <w:t xml:space="preserve">) was modulated.</w:t>
       </w:r>
     </w:p>
+    <w:p>
+      <w:pPr>
+        <w:pStyle w:val="BodyText"/>
+      </w:pPr>
+      <w:r>
+        <w:t xml:space="preserve">While the Heuristic</w:t>
+      </w:r>
+      <w:r>
+        <w:t xml:space="preserve"> </w:t>
+      </w:r>
+      <m:oMath>
+        <m:r>
+          <m:t>C</m:t>
+        </m:r>
+        <m:sSub>
+          <m:e>
+            <m:r>
+              <m:t>O</m:t>
+            </m:r>
+          </m:e>
+          <m:sub>
+            <m:r>
+              <m:t>2</m:t>
+            </m:r>
+          </m:sub>
+        </m:sSub>
+      </m:oMath>
+      <w:r>
+        <w:t xml:space="preserve"> </w:t>
+      </w:r>
+      <w:r>
+        <w:t xml:space="preserve">model achieved the lowest root mean square error (RMSE = 10.56) on the training data, the Bayesian leave-one-out cross-validation (</w:t>
+      </w:r>
+      <m:oMath>
+        <m:r>
+          <m:t>L</m:t>
+        </m:r>
+        <m:r>
+          <m:t>O</m:t>
+        </m:r>
+        <m:r>
+          <m:t>O</m:t>
+        </m:r>
+        <m:r>
+          <m:t>I</m:t>
+        </m:r>
+        <m:r>
+          <m:t>C</m:t>
+        </m:r>
+      </m:oMath>
+      <w:r>
+        <w:t xml:space="preserve">) indicated that this performance was associated with severe overfitting to the six pedoclimatic covariates (</w:t>
+      </w:r>
+      <m:oMath>
+        <m:sSub>
+          <m:e>
+            <m:r>
+              <m:t>p</m:t>
+            </m:r>
+          </m:e>
+          <m:sub>
+            <m:r>
+              <m:t>l</m:t>
+            </m:r>
+            <m:r>
+              <m:t>o</m:t>
+            </m:r>
+            <m:r>
+              <m:t>o</m:t>
+            </m:r>
+          </m:sub>
+        </m:sSub>
+        <m:r>
+          <m:rPr>
+            <m:sty m:val="p"/>
+          </m:rPr>
+          <m:t>=</m:t>
+        </m:r>
+        <m:r>
+          <m:t>1104.8</m:t>
+        </m:r>
+      </m:oMath>
+      <w:r>
+        <w:t xml:space="preserve">).</w:t>
+      </w:r>
+    </w:p>
+    <w:p>
+      <w:pPr>
+        <w:pStyle w:val="BodyText"/>
+      </w:pPr>
+      <w:r>
+        <w:t xml:space="preserve">In contrast, the Mechanistic model, which constrained</w:t>
+      </w:r>
+      <w:r>
+        <w:t xml:space="preserve"> </w:t>
+      </w:r>
+      <m:oMath>
+        <m:sSub>
+          <m:e>
+            <m:r>
+              <m:t>K</m:t>
+            </m:r>
+          </m:e>
+          <m:sub>
+            <m:r>
+              <m:t>b</m:t>
+            </m:r>
+            <m:r>
+              <m:t>a</m:t>
+            </m:r>
+            <m:r>
+              <m:t>s</m:t>
+            </m:r>
+            <m:r>
+              <m:t>e</m:t>
+            </m:r>
+          </m:sub>
+        </m:sSub>
+      </m:oMath>
+      <w:r>
+        <w:t xml:space="preserve"> </w:t>
+      </w:r>
+      <w:r>
+        <w:t xml:space="preserve">strictly to the physical limits of the desorption rate (</w:t>
+      </w:r>
+      <m:oMath>
+        <m:r>
+          <m:t>k</m:t>
+        </m:r>
+      </m:oMath>
+      <w:r>
+        <w:t xml:space="preserve">) and buffer capacity (</w:t>
+      </w:r>
+      <m:oMath>
+        <m:r>
+          <m:t>1</m:t>
+        </m:r>
+        <m:r>
+          <m:rPr>
+            <m:sty m:val="p"/>
+          </m:rPr>
+          <m:t>/</m:t>
+        </m:r>
+        <m:r>
+          <m:t>b</m:t>
+        </m:r>
+      </m:oMath>
+      <w:r>
+        <w:t xml:space="preserve">), generalized better (</w:t>
+      </w:r>
+      <m:oMath>
+        <m:r>
+          <m:rPr>
+            <m:sty m:val="p"/>
+          </m:rPr>
+          <m:t>Δ</m:t>
+        </m:r>
+        <m:r>
+          <m:t>L</m:t>
+        </m:r>
+        <m:r>
+          <m:t>O</m:t>
+        </m:r>
+        <m:r>
+          <m:t>O</m:t>
+        </m:r>
+        <m:r>
+          <m:t>I</m:t>
+        </m:r>
+        <m:r>
+          <m:t>C</m:t>
+        </m:r>
+        <m:r>
+          <m:rPr>
+            <m:sty m:val="p"/>
+          </m:rPr>
+          <m:t>=</m:t>
+        </m:r>
+        <m:r>
+          <m:rPr>
+            <m:sty m:val="p"/>
+          </m:rPr>
+          <m:t>−</m:t>
+        </m:r>
+        <m:r>
+          <m:t>1086</m:t>
+        </m:r>
+      </m:oMath>
+      <w:r>
+        <w:t xml:space="preserve"> </w:t>
+      </w:r>
+      <w:r>
+        <w:t xml:space="preserve">vs. Heuristic</w:t>
+      </w:r>
+      <w:r>
+        <w:t xml:space="preserve"> </w:t>
+      </w:r>
+      <m:oMath>
+        <m:r>
+          <m:t>C</m:t>
+        </m:r>
+        <m:sSub>
+          <m:e>
+            <m:r>
+              <m:t>O</m:t>
+            </m:r>
+          </m:e>
+          <m:sub>
+            <m:r>
+              <m:t>2</m:t>
+            </m:r>
+          </m:sub>
+        </m:sSub>
+      </m:oMath>
+      <w:r>
+        <w:t xml:space="preserve">;</w:t>
+      </w:r>
+      <w:r>
+        <w:t xml:space="preserve"> </w:t>
+      </w:r>
+      <m:oMath>
+        <m:sSub>
+          <m:e>
+            <m:r>
+              <m:t>p</m:t>
+            </m:r>
+          </m:e>
+          <m:sub>
+            <m:r>
+              <m:t>l</m:t>
+            </m:r>
+            <m:r>
+              <m:t>o</m:t>
+            </m:r>
+            <m:r>
+              <m:t>o</m:t>
+            </m:r>
+          </m:sub>
+        </m:sSub>
+        <m:r>
+          <m:rPr>
+            <m:sty m:val="p"/>
+          </m:rPr>
+          <m:t>=</m:t>
+        </m:r>
+        <m:r>
+          <m:t>247.2</m:t>
+        </m:r>
+      </m:oMath>
+      <w:r>
+        <w:t xml:space="preserve">).</w:t>
+      </w:r>
+    </w:p>
+    <w:p>
+      <w:pPr>
+        <w:pStyle w:val="BodyText"/>
+      </w:pPr>
+      <w:r>
+        <w:t xml:space="preserve">However, neither the empirical STPs nor the kinetic parameters demonstrated strong predictive power for absolute crop yield when compared to the Null model (</w:t>
+      </w:r>
+      <m:oMath>
+        <m:r>
+          <m:rPr>
+            <m:sty m:val="p"/>
+          </m:rPr>
+          <m:t>Δ</m:t>
+        </m:r>
+        <m:r>
+          <m:t>L</m:t>
+        </m:r>
+        <m:r>
+          <m:t>O</m:t>
+        </m:r>
+        <m:r>
+          <m:t>O</m:t>
+        </m:r>
+        <m:r>
+          <m:t>I</m:t>
+        </m:r>
+        <m:r>
+          <m:t>C</m:t>
+        </m:r>
+        <m:r>
+          <m:rPr>
+            <m:sty m:val="p"/>
+          </m:rPr>
+          <m:t>=</m:t>
+        </m:r>
+        <m:r>
+          <m:rPr>
+            <m:sty m:val="p"/>
+          </m:rPr>
+          <m:t>−</m:t>
+        </m:r>
+        <m:r>
+          <m:t>1364</m:t>
+        </m:r>
+      </m:oMath>
+      <w:r>
+        <w:t xml:space="preserve"> </w:t>
+      </w:r>
+      <w:r>
+        <w:t xml:space="preserve">vs. Mechanistic). This confirms that short-term agronomic yield is overwhelmingly dominated by local micro-climates and crop biology, rendering the specific physical P-supply mechanism secondary for short-term predictions.</w:t>
+      </w:r>
+    </w:p>
     <w:tbl>
       <w:tblPr>
         <w:tblStyle w:val="Table"/>
@@ -13066,7 +13273,7 @@
               <w:pStyle w:val="ImageCaption"/>
             </w:pPr>
             <w:r>
-              <w:t xml:space="preserve">Table 4</w:t>
+              <w:t xml:space="preserve">Table 4: Comparison of cross-validated predictive performance for yield models.</w:t>
             </w:r>
           </w:p>
           <w:tbl>
@@ -13821,311 +14028,6 @@
         </w:tc>
       </w:tr>
     </w:tbl>
-    <w:p>
-      <w:pPr>
-        <w:pStyle w:val="BodyText"/>
-      </w:pPr>
-      <w:r>
-        <w:t xml:space="preserve">While the Heuristic</w:t>
-      </w:r>
-      <w:r>
-        <w:t xml:space="preserve"> </w:t>
-      </w:r>
-      <m:oMath>
-        <m:r>
-          <m:t>C</m:t>
-        </m:r>
-        <m:sSub>
-          <m:e>
-            <m:r>
-              <m:t>O</m:t>
-            </m:r>
-          </m:e>
-          <m:sub>
-            <m:r>
-              <m:t>2</m:t>
-            </m:r>
-          </m:sub>
-        </m:sSub>
-      </m:oMath>
-      <w:r>
-        <w:t xml:space="preserve"> </w:t>
-      </w:r>
-      <w:r>
-        <w:t xml:space="preserve">model achieved the lowest root mean square error (RMSE = 10.56) on the training data, the Bayesian leave-one-out cross-validation (</w:t>
-      </w:r>
-      <m:oMath>
-        <m:r>
-          <m:t>L</m:t>
-        </m:r>
-        <m:r>
-          <m:t>O</m:t>
-        </m:r>
-        <m:r>
-          <m:t>O</m:t>
-        </m:r>
-        <m:r>
-          <m:t>I</m:t>
-        </m:r>
-        <m:r>
-          <m:t>C</m:t>
-        </m:r>
-      </m:oMath>
-      <w:r>
-        <w:t xml:space="preserve">) indicated that this performance was associated with severe overfitting to the six pedoclimatic covariates (</w:t>
-      </w:r>
-      <m:oMath>
-        <m:sSub>
-          <m:e>
-            <m:r>
-              <m:t>p</m:t>
-            </m:r>
-          </m:e>
-          <m:sub>
-            <m:r>
-              <m:t>l</m:t>
-            </m:r>
-            <m:r>
-              <m:t>o</m:t>
-            </m:r>
-            <m:r>
-              <m:t>o</m:t>
-            </m:r>
-          </m:sub>
-        </m:sSub>
-        <m:r>
-          <m:rPr>
-            <m:sty m:val="p"/>
-          </m:rPr>
-          <m:t>=</m:t>
-        </m:r>
-        <m:r>
-          <m:t>1104.8</m:t>
-        </m:r>
-      </m:oMath>
-      <w:r>
-        <w:t xml:space="preserve">).</w:t>
-      </w:r>
-    </w:p>
-    <w:p>
-      <w:pPr>
-        <w:pStyle w:val="BodyText"/>
-      </w:pPr>
-      <w:r>
-        <w:t xml:space="preserve">In contrast, the Mechanistic model, which constrained</w:t>
-      </w:r>
-      <w:r>
-        <w:t xml:space="preserve"> </w:t>
-      </w:r>
-      <m:oMath>
-        <m:sSub>
-          <m:e>
-            <m:r>
-              <m:t>K</m:t>
-            </m:r>
-          </m:e>
-          <m:sub>
-            <m:r>
-              <m:t>b</m:t>
-            </m:r>
-            <m:r>
-              <m:t>a</m:t>
-            </m:r>
-            <m:r>
-              <m:t>s</m:t>
-            </m:r>
-            <m:r>
-              <m:t>e</m:t>
-            </m:r>
-          </m:sub>
-        </m:sSub>
-      </m:oMath>
-      <w:r>
-        <w:t xml:space="preserve"> </w:t>
-      </w:r>
-      <w:r>
-        <w:t xml:space="preserve">strictly to the physical limits of the desorption rate (</w:t>
-      </w:r>
-      <m:oMath>
-        <m:r>
-          <m:t>k</m:t>
-        </m:r>
-      </m:oMath>
-      <w:r>
-        <w:t xml:space="preserve">) and buffer capacity (</w:t>
-      </w:r>
-      <m:oMath>
-        <m:r>
-          <m:t>1</m:t>
-        </m:r>
-        <m:r>
-          <m:rPr>
-            <m:sty m:val="p"/>
-          </m:rPr>
-          <m:t>/</m:t>
-        </m:r>
-        <m:r>
-          <m:t>b</m:t>
-        </m:r>
-      </m:oMath>
-      <w:r>
-        <w:t xml:space="preserve">), generalized better (</w:t>
-      </w:r>
-      <m:oMath>
-        <m:r>
-          <m:rPr>
-            <m:sty m:val="p"/>
-          </m:rPr>
-          <m:t>Δ</m:t>
-        </m:r>
-        <m:r>
-          <m:t>L</m:t>
-        </m:r>
-        <m:r>
-          <m:t>O</m:t>
-        </m:r>
-        <m:r>
-          <m:t>O</m:t>
-        </m:r>
-        <m:r>
-          <m:t>I</m:t>
-        </m:r>
-        <m:r>
-          <m:t>C</m:t>
-        </m:r>
-        <m:r>
-          <m:rPr>
-            <m:sty m:val="p"/>
-          </m:rPr>
-          <m:t>=</m:t>
-        </m:r>
-        <m:r>
-          <m:rPr>
-            <m:sty m:val="p"/>
-          </m:rPr>
-          <m:t>−</m:t>
-        </m:r>
-        <m:r>
-          <m:t>1086</m:t>
-        </m:r>
-      </m:oMath>
-      <w:r>
-        <w:t xml:space="preserve"> </w:t>
-      </w:r>
-      <w:r>
-        <w:t xml:space="preserve">vs. Heuristic</w:t>
-      </w:r>
-      <w:r>
-        <w:t xml:space="preserve"> </w:t>
-      </w:r>
-      <m:oMath>
-        <m:r>
-          <m:t>C</m:t>
-        </m:r>
-        <m:sSub>
-          <m:e>
-            <m:r>
-              <m:t>O</m:t>
-            </m:r>
-          </m:e>
-          <m:sub>
-            <m:r>
-              <m:t>2</m:t>
-            </m:r>
-          </m:sub>
-        </m:sSub>
-      </m:oMath>
-      <w:r>
-        <w:t xml:space="preserve">;</w:t>
-      </w:r>
-      <w:r>
-        <w:t xml:space="preserve"> </w:t>
-      </w:r>
-      <m:oMath>
-        <m:sSub>
-          <m:e>
-            <m:r>
-              <m:t>p</m:t>
-            </m:r>
-          </m:e>
-          <m:sub>
-            <m:r>
-              <m:t>l</m:t>
-            </m:r>
-            <m:r>
-              <m:t>o</m:t>
-            </m:r>
-            <m:r>
-              <m:t>o</m:t>
-            </m:r>
-          </m:sub>
-        </m:sSub>
-        <m:r>
-          <m:rPr>
-            <m:sty m:val="p"/>
-          </m:rPr>
-          <m:t>=</m:t>
-        </m:r>
-        <m:r>
-          <m:t>247.2</m:t>
-        </m:r>
-      </m:oMath>
-      <w:r>
-        <w:t xml:space="preserve">).</w:t>
-      </w:r>
-    </w:p>
-    <w:p>
-      <w:pPr>
-        <w:pStyle w:val="BodyText"/>
-      </w:pPr>
-      <w:r>
-        <w:t xml:space="preserve">However, neither the empirical STPs nor the kinetic parameters demonstrated strong predictive power for absolute crop yield when compared to the Null model (</w:t>
-      </w:r>
-      <m:oMath>
-        <m:r>
-          <m:rPr>
-            <m:sty m:val="p"/>
-          </m:rPr>
-          <m:t>Δ</m:t>
-        </m:r>
-        <m:r>
-          <m:t>L</m:t>
-        </m:r>
-        <m:r>
-          <m:t>O</m:t>
-        </m:r>
-        <m:r>
-          <m:t>O</m:t>
-        </m:r>
-        <m:r>
-          <m:t>I</m:t>
-        </m:r>
-        <m:r>
-          <m:t>C</m:t>
-        </m:r>
-        <m:r>
-          <m:rPr>
-            <m:sty m:val="p"/>
-          </m:rPr>
-          <m:t>=</m:t>
-        </m:r>
-        <m:r>
-          <m:rPr>
-            <m:sty m:val="p"/>
-          </m:rPr>
-          <m:t>−</m:t>
-        </m:r>
-        <m:r>
-          <m:t>1364</m:t>
-        </m:r>
-      </m:oMath>
-      <w:r>
-        <w:t xml:space="preserve"> </w:t>
-      </w:r>
-      <w:r>
-        <w:t xml:space="preserve">vs. Mechanistic). This confirms that short-term agronomic yield is overwhelmingly dominated by local micro-climates and crop biology, rendering the specific physical P-supply mechanism secondary for short-term predictions.</w:t>
-      </w:r>
-    </w:p>
     <w:p>
       <w:pPr>
         <w:pStyle w:val="BodyText"/>
@@ -14522,7 +14424,7 @@
               <w:pStyle w:val="ImageCaption"/>
             </w:pPr>
             <w:r>
-              <w:t xml:space="preserve">Table 5</w:t>
+              <w:t xml:space="preserve">Table 5: Comparison of cross-validated predictive performance for total phosphorus uptake models.</w:t>
             </w:r>
           </w:p>
           <w:tbl>

--- a/index.docx
+++ b/index.docx
@@ -31,7 +31,7 @@
         <w:pStyle w:val="Date"/>
       </w:pPr>
       <w:r>
-        <w:t xml:space="preserve">2026-09-20</w:t>
+        <w:t xml:space="preserve">2026-09-21</w:t>
       </w:r>
     </w:p>
     <w:p>
